--- a/llm-log.docx
+++ b/llm-log.docx
@@ -85,21 +85,6 @@
     </w:p>
     <w:p>
       <w:pPr>
-        <w:rPr>
-          <w:rFonts w:ascii="Times New Roman" w:hAnsi="Times New Roman" w:cs="Times New Roman"/>
-          <w:b/>
-          <w:bCs/>
-        </w:rPr>
-      </w:pPr>
-      <w:r>
-        <w:rPr>
-          <w:rFonts w:ascii="Times New Roman" w:hAnsi="Times New Roman" w:cs="Times New Roman"/>
-          <w:b/>
-          <w:bCs/>
-        </w:rPr>
-        <w:tab/>
-      </w:r>
-      <w:r>
         <w:rPr>
           <w:b/>
           <w:bCs/>
@@ -109,55 +94,128 @@
           <w:szCs w:val="52"/>
           <w:bdr w:val="none" w:sz="0" w:space="0" w:color="auto" w:frame="1"/>
         </w:rPr>
-        <w:drawing>
-          <wp:inline distT="0" distB="0" distL="0" distR="0" wp14:anchorId="380B0D89" wp14:editId="77AB5226">
-            <wp:extent cx="4762500" cy="4749800"/>
-            <wp:effectExtent l="0" t="0" r="0" b="0"/>
-            <wp:docPr id="1816120024" name="Imagen 1"/>
-            <wp:cNvGraphicFramePr>
-              <a:graphicFrameLocks xmlns:a="http://schemas.openxmlformats.org/drawingml/2006/main" noChangeAspect="1"/>
-            </wp:cNvGraphicFramePr>
-            <a:graphic xmlns:a="http://schemas.openxmlformats.org/drawingml/2006/main">
-              <a:graphicData uri="http://schemas.openxmlformats.org/drawingml/2006/picture">
-                <pic:pic xmlns:pic="http://schemas.openxmlformats.org/drawingml/2006/picture">
-                  <pic:nvPicPr>
-                    <pic:cNvPr id="0" name="Picture 1"/>
-                    <pic:cNvPicPr>
-                      <a:picLocks noChangeAspect="1" noChangeArrowheads="1"/>
-                    </pic:cNvPicPr>
-                  </pic:nvPicPr>
-                  <pic:blipFill>
-                    <a:blip r:embed="rId12">
-                      <a:extLst>
-                        <a:ext uri="{28A0092B-C50C-407E-A947-70E740481C1C}">
-                          <a14:useLocalDpi xmlns:a14="http://schemas.microsoft.com/office/drawing/2010/main" val="0"/>
-                        </a:ext>
-                      </a:extLst>
-                    </a:blip>
-                    <a:srcRect/>
-                    <a:stretch>
-                      <a:fillRect/>
-                    </a:stretch>
-                  </pic:blipFill>
-                  <pic:spPr bwMode="auto">
-                    <a:xfrm>
-                      <a:off x="0" y="0"/>
-                      <a:ext cx="4762500" cy="4749800"/>
-                    </a:xfrm>
-                    <a:prstGeom prst="rect">
-                      <a:avLst/>
-                    </a:prstGeom>
-                    <a:noFill/>
-                    <a:ln>
-                      <a:noFill/>
-                    </a:ln>
-                  </pic:spPr>
-                </pic:pic>
-              </a:graphicData>
-            </a:graphic>
-          </wp:inline>
-        </w:drawing>
+      </w:pPr>
+      <w:r>
+        <w:rPr>
+          <w:rFonts w:ascii="Times New Roman" w:hAnsi="Times New Roman" w:cs="Times New Roman"/>
+          <w:b/>
+          <w:bCs/>
+        </w:rPr>
+        <w:tab/>
       </w:r>
+    </w:p>
+    <w:p>
+      <w:pPr>
+        <w:rPr>
+          <w:b/>
+          <w:bCs/>
+          <w:noProof/>
+          <w:color w:val="000000"/>
+          <w:sz w:val="52"/>
+          <w:szCs w:val="52"/>
+          <w:bdr w:val="none" w:sz="0" w:space="0" w:color="auto" w:frame="1"/>
+        </w:rPr>
+      </w:pPr>
+    </w:p>
+    <w:p>
+      <w:pPr>
+        <w:rPr>
+          <w:b/>
+          <w:bCs/>
+          <w:noProof/>
+          <w:color w:val="000000"/>
+          <w:sz w:val="52"/>
+          <w:szCs w:val="52"/>
+          <w:bdr w:val="none" w:sz="0" w:space="0" w:color="auto" w:frame="1"/>
+        </w:rPr>
+      </w:pPr>
+    </w:p>
+    <w:p>
+      <w:pPr>
+        <w:rPr>
+          <w:b/>
+          <w:bCs/>
+          <w:noProof/>
+          <w:color w:val="000000"/>
+          <w:sz w:val="52"/>
+          <w:szCs w:val="52"/>
+          <w:bdr w:val="none" w:sz="0" w:space="0" w:color="auto" w:frame="1"/>
+        </w:rPr>
+      </w:pPr>
+    </w:p>
+    <w:p>
+      <w:pPr>
+        <w:rPr>
+          <w:b/>
+          <w:bCs/>
+          <w:noProof/>
+          <w:color w:val="000000"/>
+          <w:sz w:val="52"/>
+          <w:szCs w:val="52"/>
+          <w:bdr w:val="none" w:sz="0" w:space="0" w:color="auto" w:frame="1"/>
+        </w:rPr>
+      </w:pPr>
+    </w:p>
+    <w:p>
+      <w:pPr>
+        <w:rPr>
+          <w:b/>
+          <w:bCs/>
+          <w:noProof/>
+          <w:color w:val="000000"/>
+          <w:sz w:val="52"/>
+          <w:szCs w:val="52"/>
+          <w:bdr w:val="none" w:sz="0" w:space="0" w:color="auto" w:frame="1"/>
+        </w:rPr>
+      </w:pPr>
+    </w:p>
+    <w:p>
+      <w:pPr>
+        <w:rPr>
+          <w:b/>
+          <w:bCs/>
+          <w:noProof/>
+          <w:color w:val="000000"/>
+          <w:sz w:val="52"/>
+          <w:szCs w:val="52"/>
+          <w:bdr w:val="none" w:sz="0" w:space="0" w:color="auto" w:frame="1"/>
+        </w:rPr>
+      </w:pPr>
+    </w:p>
+    <w:p>
+      <w:pPr>
+        <w:rPr>
+          <w:b/>
+          <w:bCs/>
+          <w:noProof/>
+          <w:color w:val="000000"/>
+          <w:sz w:val="52"/>
+          <w:szCs w:val="52"/>
+          <w:bdr w:val="none" w:sz="0" w:space="0" w:color="auto" w:frame="1"/>
+        </w:rPr>
+      </w:pPr>
+    </w:p>
+    <w:p>
+      <w:pPr>
+        <w:rPr>
+          <w:b/>
+          <w:bCs/>
+          <w:noProof/>
+          <w:color w:val="000000"/>
+          <w:sz w:val="52"/>
+          <w:szCs w:val="52"/>
+          <w:bdr w:val="none" w:sz="0" w:space="0" w:color="auto" w:frame="1"/>
+        </w:rPr>
+      </w:pPr>
+    </w:p>
+    <w:p>
+      <w:pPr>
+        <w:rPr>
+          <w:rFonts w:ascii="Times New Roman" w:hAnsi="Times New Roman" w:cs="Times New Roman"/>
+          <w:b/>
+          <w:bCs/>
+        </w:rPr>
+      </w:pPr>
       <w:r>
         <w:rPr>
           <w:rFonts w:ascii="Times New Roman" w:hAnsi="Times New Roman" w:cs="Times New Roman"/>
@@ -350,7 +408,7 @@
       <w:sdtContent>
         <w:p>
           <w:pPr>
-            <w:pStyle w:val="TtuloTDC"/>
+            <w:pStyle w:val="TOCHeading"/>
             <w:rPr>
               <w:rFonts w:asciiTheme="minorHAnsi" w:eastAsiaTheme="minorEastAsia" w:hAnsiTheme="minorHAnsi" w:cstheme="minorBidi"/>
               <w:b w:val="0"/>
@@ -377,7 +435,7 @@
         </w:p>
         <w:p>
           <w:pPr>
-            <w:pStyle w:val="TDC1"/>
+            <w:pStyle w:val="TOC1"/>
             <w:tabs>
               <w:tab w:val="right" w:leader="dot" w:pos="8828"/>
             </w:tabs>
@@ -399,7 +457,7 @@
           <w:hyperlink w:anchor="_Toc226236987" w:history="1">
             <w:r>
               <w:rPr>
-                <w:rStyle w:val="Hipervnculo"/>
+                <w:rStyle w:val="Hyperlink"/>
                 <w:noProof/>
               </w:rPr>
               <w:t>Instalación de PostgreSQL</w:t>
@@ -456,7 +514,7 @@
         </w:p>
         <w:p>
           <w:pPr>
-            <w:pStyle w:val="TDC2"/>
+            <w:pStyle w:val="TOC2"/>
             <w:tabs>
               <w:tab w:val="right" w:leader="dot" w:pos="8828"/>
             </w:tabs>
@@ -467,7 +525,7 @@
           <w:hyperlink w:anchor="_Toc226236988" w:history="1">
             <w:r>
               <w:rPr>
-                <w:rStyle w:val="Hipervnculo"/>
+                <w:rStyle w:val="Hyperlink"/>
                 <w:b/>
                 <w:bCs/>
                 <w:noProof/>
@@ -710,7 +768,7 @@
     </w:p>
     <w:p>
       <w:pPr>
-        <w:pStyle w:val="Ttulo1"/>
+        <w:pStyle w:val="Heading1"/>
       </w:pPr>
       <w:bookmarkStart w:id="0" w:name="_Toc226236987"/>
       <w:r>
@@ -725,7 +783,7 @@
       <w:bookmarkStart w:id="1" w:name="_Toc226236988"/>
       <w:r>
         <w:rPr>
-          <w:rStyle w:val="Ttulo2Car"/>
+          <w:rStyle w:val="Heading2Char"/>
           <w:rFonts w:asciiTheme="minorHAnsi" w:hAnsiTheme="minorHAnsi"/>
           <w:b/>
           <w:bCs/>
@@ -750,8 +808,8 @@
     <w:p/>
     <w:p/>
     <w:sectPr>
-      <w:headerReference w:type="default" r:id="rId13"/>
-      <w:footerReference w:type="default" r:id="rId14"/>
+      <w:headerReference w:type="default" r:id="rId12"/>
+      <w:footerReference w:type="default" r:id="rId13"/>
       <w:pgSz w:w="12240" w:h="15840"/>
       <w:pgMar w:top="1417" w:right="1701" w:bottom="1417" w:left="1701" w:header="708" w:footer="708" w:gutter="0"/>
       <w:pgBorders w:display="firstPage" w:offsetFrom="page">
@@ -797,7 +855,7 @@
 <w:ftr xmlns:wpc="http://schemas.microsoft.com/office/word/2010/wordprocessingCanvas" xmlns:cx="http://schemas.microsoft.com/office/drawing/2014/chartex" xmlns:cx1="http://schemas.microsoft.com/office/drawing/2015/9/8/chartex" xmlns:cx2="http://schemas.microsoft.com/office/drawing/2015/10/21/chartex" xmlns:cx3="http://schemas.microsoft.com/office/drawing/2016/5/9/chartex" xmlns:cx4="http://schemas.microsoft.com/office/drawing/2016/5/10/chartex" xmlns:cx5="http://schemas.microsoft.com/office/drawing/2016/5/11/chartex" xmlns:cx6="http://schemas.microsoft.com/office/drawing/2016/5/12/chartex" xmlns:cx7="http://schemas.microsoft.com/office/drawing/2016/5/13/chartex" xmlns:cx8="http://schemas.microsoft.com/office/drawing/2016/5/14/chartex" xmlns:mc="http://schemas.openxmlformats.org/markup-compatibility/2006" xmlns:aink="http://schemas.microsoft.com/office/drawing/2016/ink" xmlns:am3d="http://schemas.microsoft.com/office/drawing/2017/model3d" xmlns:o="urn:schemas-microsoft-com:office:office" xmlns:oel="http://schemas.microsoft.com/office/2019/extlst" xmlns:r="http://schemas.openxmlformats.org/officeDocument/2006/relationships" xmlns:m="http://schemas.openxmlformats.org/officeDocument/2006/math" xmlns:v="urn:schemas-microsoft-com:vml" xmlns:wp14="http://schemas.microsoft.com/office/word/2010/wordprocessingDrawing" xmlns:wp="http://schemas.openxmlformats.org/drawingml/2006/wordprocessingDrawing" xmlns:w10="urn:schemas-microsoft-com:office:word" xmlns:w="http://schemas.openxmlformats.org/wordprocessingml/2006/main" xmlns:w14="http://schemas.microsoft.com/office/word/2010/wordml" xmlns:w15="http://schemas.microsoft.com/office/word/2012/wordml" xmlns:w16cex="http://schemas.microsoft.com/office/word/2018/wordml/cex" xmlns:w16cid="http://schemas.microsoft.com/office/word/2016/wordml/cid" xmlns:w16="http://schemas.microsoft.com/office/word/2018/wordml" xmlns:w16du="http://schemas.microsoft.com/office/word/2023/wordml/word16du" xmlns:w16sdtdh="http://schemas.microsoft.com/office/word/2020/wordml/sdtdatahash" xmlns:w16sdtfl="http://schemas.microsoft.com/office/word/2024/wordml/sdtformatlock" xmlns:w16se="http://schemas.microsoft.com/office/word/2015/wordml/symex" xmlns:wpg="http://schemas.microsoft.com/office/word/2010/wordprocessingGroup" xmlns:wpi="http://schemas.microsoft.com/office/word/2010/wordprocessingInk" xmlns:wne="http://schemas.microsoft.com/office/word/2006/wordml" xmlns:wps="http://schemas.microsoft.com/office/word/2010/wordprocessingShape" mc:Ignorable="w14 w15 w16se w16cid w16 w16cex w16sdtdh w16sdtfl w16du wp14">
   <w:p>
     <w:pPr>
-      <w:pStyle w:val="Piedepgina"/>
+      <w:pStyle w:val="Footer"/>
       <w:jc w:val="right"/>
     </w:pPr>
     <w:sdt>
@@ -832,7 +890,7 @@
   </w:p>
   <w:p>
     <w:pPr>
-      <w:pStyle w:val="Piedepgina"/>
+      <w:pStyle w:val="Footer"/>
       <w:jc w:val="right"/>
     </w:pPr>
   </w:p>
@@ -868,7 +926,7 @@
 <w:hdr xmlns:wpc="http://schemas.microsoft.com/office/word/2010/wordprocessingCanvas" xmlns:cx="http://schemas.microsoft.com/office/drawing/2014/chartex" xmlns:cx1="http://schemas.microsoft.com/office/drawing/2015/9/8/chartex" xmlns:cx2="http://schemas.microsoft.com/office/drawing/2015/10/21/chartex" xmlns:cx3="http://schemas.microsoft.com/office/drawing/2016/5/9/chartex" xmlns:cx4="http://schemas.microsoft.com/office/drawing/2016/5/10/chartex" xmlns:cx5="http://schemas.microsoft.com/office/drawing/2016/5/11/chartex" xmlns:cx6="http://schemas.microsoft.com/office/drawing/2016/5/12/chartex" xmlns:cx7="http://schemas.microsoft.com/office/drawing/2016/5/13/chartex" xmlns:cx8="http://schemas.microsoft.com/office/drawing/2016/5/14/chartex" xmlns:mc="http://schemas.openxmlformats.org/markup-compatibility/2006" xmlns:aink="http://schemas.microsoft.com/office/drawing/2016/ink" xmlns:am3d="http://schemas.microsoft.com/office/drawing/2017/model3d" xmlns:o="urn:schemas-microsoft-com:office:office" xmlns:oel="http://schemas.microsoft.com/office/2019/extlst" xmlns:r="http://schemas.openxmlformats.org/officeDocument/2006/relationships" xmlns:m="http://schemas.openxmlformats.org/officeDocument/2006/math" xmlns:v="urn:schemas-microsoft-com:vml" xmlns:wp14="http://schemas.microsoft.com/office/word/2010/wordprocessingDrawing" xmlns:wp="http://schemas.openxmlformats.org/drawingml/2006/wordprocessingDrawing" xmlns:w10="urn:schemas-microsoft-com:office:word" xmlns:w="http://schemas.openxmlformats.org/wordprocessingml/2006/main" xmlns:w14="http://schemas.microsoft.com/office/word/2010/wordml" xmlns:w15="http://schemas.microsoft.com/office/word/2012/wordml" xmlns:w16cex="http://schemas.microsoft.com/office/word/2018/wordml/cex" xmlns:w16cid="http://schemas.microsoft.com/office/word/2016/wordml/cid" xmlns:w16="http://schemas.microsoft.com/office/word/2018/wordml" xmlns:w16du="http://schemas.microsoft.com/office/word/2023/wordml/word16du" xmlns:w16sdtdh="http://schemas.microsoft.com/office/word/2020/wordml/sdtdatahash" xmlns:w16sdtfl="http://schemas.microsoft.com/office/word/2024/wordml/sdtformatlock" xmlns:w16se="http://schemas.microsoft.com/office/word/2015/wordml/symex" xmlns:wpg="http://schemas.microsoft.com/office/word/2010/wordprocessingGroup" xmlns:wpi="http://schemas.microsoft.com/office/word/2010/wordprocessingInk" xmlns:wne="http://schemas.microsoft.com/office/word/2006/wordml" xmlns:wps="http://schemas.microsoft.com/office/word/2010/wordprocessingShape" mc:Ignorable="w14 w15 w16se w16cid w16 w16cex w16sdtdh w16sdtfl w16du wp14">
   <w:p>
     <w:pPr>
-      <w:pStyle w:val="Encabezado"/>
+      <w:pStyle w:val="Header"/>
     </w:pPr>
     <w:r>
       <w:rPr>
@@ -950,7 +1008,7 @@
   </w:p>
   <w:p>
     <w:pPr>
-      <w:pStyle w:val="Encabezado"/>
+      <w:pStyle w:val="Header"/>
       <w:rPr>
         <w:rFonts w:ascii="Times New Roman" w:hAnsi="Times New Roman" w:cs="Times New Roman"/>
       </w:rPr>
@@ -964,7 +1022,7 @@
   </w:p>
   <w:p>
     <w:pPr>
-      <w:pStyle w:val="Encabezado"/>
+      <w:pStyle w:val="Header"/>
       <w:rPr>
         <w:rFonts w:ascii="Times New Roman" w:hAnsi="Times New Roman" w:cs="Times New Roman"/>
       </w:rPr>
@@ -978,7 +1036,7 @@
   </w:p>
   <w:p>
     <w:pPr>
-      <w:pStyle w:val="Encabezado"/>
+      <w:pStyle w:val="Header"/>
       <w:rPr>
         <w:rFonts w:ascii="Times New Roman" w:hAnsi="Times New Roman" w:cs="Times New Roman"/>
       </w:rPr>
@@ -2969,11 +3027,11 @@
     <w:name w:val="Normal"/>
     <w:qFormat/>
   </w:style>
-  <w:style w:type="paragraph" w:styleId="Ttulo1">
+  <w:style w:type="paragraph" w:styleId="Heading1">
     <w:name w:val="heading 1"/>
     <w:basedOn w:val="Normal"/>
     <w:next w:val="Normal"/>
-    <w:link w:val="Ttulo1Car"/>
+    <w:link w:val="Heading1Char"/>
     <w:uiPriority w:val="9"/>
     <w:qFormat/>
     <w:rsid w:val="007270AE"/>
@@ -2991,11 +3049,11 @@
       <w:szCs w:val="40"/>
     </w:rPr>
   </w:style>
-  <w:style w:type="paragraph" w:styleId="Ttulo2">
+  <w:style w:type="paragraph" w:styleId="Heading2">
     <w:name w:val="heading 2"/>
     <w:basedOn w:val="Normal"/>
     <w:next w:val="Normal"/>
-    <w:link w:val="Ttulo2Car"/>
+    <w:link w:val="Heading2Char"/>
     <w:uiPriority w:val="9"/>
     <w:unhideWhenUsed/>
     <w:qFormat/>
@@ -3013,11 +3071,11 @@
       <w:szCs w:val="32"/>
     </w:rPr>
   </w:style>
-  <w:style w:type="paragraph" w:styleId="Ttulo3">
+  <w:style w:type="paragraph" w:styleId="Heading3">
     <w:name w:val="heading 3"/>
     <w:basedOn w:val="Normal"/>
     <w:next w:val="Normal"/>
-    <w:link w:val="Ttulo3Car"/>
+    <w:link w:val="Heading3Char"/>
     <w:uiPriority w:val="9"/>
     <w:semiHidden/>
     <w:unhideWhenUsed/>
@@ -3036,11 +3094,11 @@
       <w:szCs w:val="28"/>
     </w:rPr>
   </w:style>
-  <w:style w:type="paragraph" w:styleId="Ttulo4">
+  <w:style w:type="paragraph" w:styleId="Heading4">
     <w:name w:val="heading 4"/>
     <w:basedOn w:val="Normal"/>
     <w:next w:val="Normal"/>
-    <w:link w:val="Ttulo4Car"/>
+    <w:link w:val="Heading4Char"/>
     <w:uiPriority w:val="9"/>
     <w:semiHidden/>
     <w:unhideWhenUsed/>
@@ -3059,11 +3117,11 @@
       <w:color w:val="0F4761" w:themeColor="accent1" w:themeShade="BF"/>
     </w:rPr>
   </w:style>
-  <w:style w:type="paragraph" w:styleId="Ttulo5">
+  <w:style w:type="paragraph" w:styleId="Heading5">
     <w:name w:val="heading 5"/>
     <w:basedOn w:val="Normal"/>
     <w:next w:val="Normal"/>
-    <w:link w:val="Ttulo5Car"/>
+    <w:link w:val="Heading5Char"/>
     <w:uiPriority w:val="9"/>
     <w:semiHidden/>
     <w:unhideWhenUsed/>
@@ -3080,11 +3138,11 @@
       <w:color w:val="0F4761" w:themeColor="accent1" w:themeShade="BF"/>
     </w:rPr>
   </w:style>
-  <w:style w:type="paragraph" w:styleId="Ttulo6">
+  <w:style w:type="paragraph" w:styleId="Heading6">
     <w:name w:val="heading 6"/>
     <w:basedOn w:val="Normal"/>
     <w:next w:val="Normal"/>
-    <w:link w:val="Ttulo6Car"/>
+    <w:link w:val="Heading6Char"/>
     <w:uiPriority w:val="9"/>
     <w:semiHidden/>
     <w:unhideWhenUsed/>
@@ -3103,11 +3161,11 @@
       <w:color w:val="595959" w:themeColor="text1" w:themeTint="A6"/>
     </w:rPr>
   </w:style>
-  <w:style w:type="paragraph" w:styleId="Ttulo7">
+  <w:style w:type="paragraph" w:styleId="Heading7">
     <w:name w:val="heading 7"/>
     <w:basedOn w:val="Normal"/>
     <w:next w:val="Normal"/>
-    <w:link w:val="Ttulo7Car"/>
+    <w:link w:val="Heading7Char"/>
     <w:uiPriority w:val="9"/>
     <w:semiHidden/>
     <w:unhideWhenUsed/>
@@ -3124,11 +3182,11 @@
       <w:color w:val="595959" w:themeColor="text1" w:themeTint="A6"/>
     </w:rPr>
   </w:style>
-  <w:style w:type="paragraph" w:styleId="Ttulo8">
+  <w:style w:type="paragraph" w:styleId="Heading8">
     <w:name w:val="heading 8"/>
     <w:basedOn w:val="Normal"/>
     <w:next w:val="Normal"/>
-    <w:link w:val="Ttulo8Car"/>
+    <w:link w:val="Heading8Char"/>
     <w:uiPriority w:val="9"/>
     <w:semiHidden/>
     <w:unhideWhenUsed/>
@@ -3147,11 +3205,11 @@
       <w:color w:val="272727" w:themeColor="text1" w:themeTint="D8"/>
     </w:rPr>
   </w:style>
-  <w:style w:type="paragraph" w:styleId="Ttulo9">
+  <w:style w:type="paragraph" w:styleId="Heading9">
     <w:name w:val="heading 9"/>
     <w:basedOn w:val="Normal"/>
     <w:next w:val="Normal"/>
-    <w:link w:val="Ttulo9Car"/>
+    <w:link w:val="Heading9Char"/>
     <w:uiPriority w:val="9"/>
     <w:semiHidden/>
     <w:unhideWhenUsed/>
@@ -3168,12 +3226,13 @@
       <w:color w:val="272727" w:themeColor="text1" w:themeTint="D8"/>
     </w:rPr>
   </w:style>
-  <w:style w:type="character" w:default="1" w:styleId="Fuentedeprrafopredeter">
+  <w:style w:type="character" w:default="1" w:styleId="DefaultParagraphFont">
     <w:name w:val="Default Paragraph Font"/>
     <w:uiPriority w:val="1"/>
+    <w:semiHidden/>
     <w:unhideWhenUsed/>
   </w:style>
-  <w:style w:type="table" w:default="1" w:styleId="Tablanormal">
+  <w:style w:type="table" w:default="1" w:styleId="TableNormal">
     <w:name w:val="Normal Table"/>
     <w:uiPriority w:val="99"/>
     <w:semiHidden/>
@@ -3188,16 +3247,16 @@
       </w:tblCellMar>
     </w:tblPr>
   </w:style>
-  <w:style w:type="numbering" w:default="1" w:styleId="Sinlista">
+  <w:style w:type="numbering" w:default="1" w:styleId="NoList">
     <w:name w:val="No List"/>
     <w:uiPriority w:val="99"/>
     <w:semiHidden/>
     <w:unhideWhenUsed/>
   </w:style>
-  <w:style w:type="character" w:customStyle="1" w:styleId="Ttulo1Car">
-    <w:name w:val="Título 1 Car"/>
-    <w:basedOn w:val="Fuentedeprrafopredeter"/>
-    <w:link w:val="Ttulo1"/>
+  <w:style w:type="character" w:customStyle="1" w:styleId="Heading1Char">
+    <w:name w:val="Heading 1 Char"/>
+    <w:basedOn w:val="DefaultParagraphFont"/>
+    <w:link w:val="Heading1"/>
     <w:uiPriority w:val="9"/>
     <w:rsid w:val="007270AE"/>
     <w:rPr>
@@ -3208,10 +3267,10 @@
       <w:szCs w:val="40"/>
     </w:rPr>
   </w:style>
-  <w:style w:type="character" w:customStyle="1" w:styleId="Ttulo2Car">
-    <w:name w:val="Título 2 Car"/>
-    <w:basedOn w:val="Fuentedeprrafopredeter"/>
-    <w:link w:val="Ttulo2"/>
+  <w:style w:type="character" w:customStyle="1" w:styleId="Heading2Char">
+    <w:name w:val="Heading 2 Char"/>
+    <w:basedOn w:val="DefaultParagraphFont"/>
+    <w:link w:val="Heading2"/>
     <w:uiPriority w:val="9"/>
     <w:rsid w:val="002A091D"/>
     <w:rPr>
@@ -3221,10 +3280,10 @@
       <w:szCs w:val="32"/>
     </w:rPr>
   </w:style>
-  <w:style w:type="character" w:customStyle="1" w:styleId="Ttulo3Car">
-    <w:name w:val="Título 3 Car"/>
-    <w:basedOn w:val="Fuentedeprrafopredeter"/>
-    <w:link w:val="Ttulo3"/>
+  <w:style w:type="character" w:customStyle="1" w:styleId="Heading3Char">
+    <w:name w:val="Heading 3 Char"/>
+    <w:basedOn w:val="DefaultParagraphFont"/>
+    <w:link w:val="Heading3"/>
     <w:uiPriority w:val="9"/>
     <w:semiHidden/>
     <w:rsid w:val="002A091D"/>
@@ -3235,10 +3294,10 @@
       <w:szCs w:val="28"/>
     </w:rPr>
   </w:style>
-  <w:style w:type="character" w:customStyle="1" w:styleId="Ttulo4Car">
-    <w:name w:val="Título 4 Car"/>
-    <w:basedOn w:val="Fuentedeprrafopredeter"/>
-    <w:link w:val="Ttulo4"/>
+  <w:style w:type="character" w:customStyle="1" w:styleId="Heading4Char">
+    <w:name w:val="Heading 4 Char"/>
+    <w:basedOn w:val="DefaultParagraphFont"/>
+    <w:link w:val="Heading4"/>
     <w:uiPriority w:val="9"/>
     <w:semiHidden/>
     <w:rsid w:val="002A091D"/>
@@ -3249,10 +3308,10 @@
       <w:color w:val="0F4761" w:themeColor="accent1" w:themeShade="BF"/>
     </w:rPr>
   </w:style>
-  <w:style w:type="character" w:customStyle="1" w:styleId="Ttulo5Car">
-    <w:name w:val="Título 5 Car"/>
-    <w:basedOn w:val="Fuentedeprrafopredeter"/>
-    <w:link w:val="Ttulo5"/>
+  <w:style w:type="character" w:customStyle="1" w:styleId="Heading5Char">
+    <w:name w:val="Heading 5 Char"/>
+    <w:basedOn w:val="DefaultParagraphFont"/>
+    <w:link w:val="Heading5"/>
     <w:uiPriority w:val="9"/>
     <w:semiHidden/>
     <w:rsid w:val="002A091D"/>
@@ -3261,10 +3320,10 @@
       <w:color w:val="0F4761" w:themeColor="accent1" w:themeShade="BF"/>
     </w:rPr>
   </w:style>
-  <w:style w:type="character" w:customStyle="1" w:styleId="Ttulo6Car">
-    <w:name w:val="Título 6 Car"/>
-    <w:basedOn w:val="Fuentedeprrafopredeter"/>
-    <w:link w:val="Ttulo6"/>
+  <w:style w:type="character" w:customStyle="1" w:styleId="Heading6Char">
+    <w:name w:val="Heading 6 Char"/>
+    <w:basedOn w:val="DefaultParagraphFont"/>
+    <w:link w:val="Heading6"/>
     <w:uiPriority w:val="9"/>
     <w:semiHidden/>
     <w:rsid w:val="002A091D"/>
@@ -3275,10 +3334,10 @@
       <w:color w:val="595959" w:themeColor="text1" w:themeTint="A6"/>
     </w:rPr>
   </w:style>
-  <w:style w:type="character" w:customStyle="1" w:styleId="Ttulo7Car">
-    <w:name w:val="Título 7 Car"/>
-    <w:basedOn w:val="Fuentedeprrafopredeter"/>
-    <w:link w:val="Ttulo7"/>
+  <w:style w:type="character" w:customStyle="1" w:styleId="Heading7Char">
+    <w:name w:val="Heading 7 Char"/>
+    <w:basedOn w:val="DefaultParagraphFont"/>
+    <w:link w:val="Heading7"/>
     <w:uiPriority w:val="9"/>
     <w:semiHidden/>
     <w:rsid w:val="002A091D"/>
@@ -3287,10 +3346,10 @@
       <w:color w:val="595959" w:themeColor="text1" w:themeTint="A6"/>
     </w:rPr>
   </w:style>
-  <w:style w:type="character" w:customStyle="1" w:styleId="Ttulo8Car">
-    <w:name w:val="Título 8 Car"/>
-    <w:basedOn w:val="Fuentedeprrafopredeter"/>
-    <w:link w:val="Ttulo8"/>
+  <w:style w:type="character" w:customStyle="1" w:styleId="Heading8Char">
+    <w:name w:val="Heading 8 Char"/>
+    <w:basedOn w:val="DefaultParagraphFont"/>
+    <w:link w:val="Heading8"/>
     <w:uiPriority w:val="9"/>
     <w:semiHidden/>
     <w:rsid w:val="002A091D"/>
@@ -3301,10 +3360,10 @@
       <w:color w:val="272727" w:themeColor="text1" w:themeTint="D8"/>
     </w:rPr>
   </w:style>
-  <w:style w:type="character" w:customStyle="1" w:styleId="Ttulo9Car">
-    <w:name w:val="Título 9 Car"/>
-    <w:basedOn w:val="Fuentedeprrafopredeter"/>
-    <w:link w:val="Ttulo9"/>
+  <w:style w:type="character" w:customStyle="1" w:styleId="Heading9Char">
+    <w:name w:val="Heading 9 Char"/>
+    <w:basedOn w:val="DefaultParagraphFont"/>
+    <w:link w:val="Heading9"/>
     <w:uiPriority w:val="9"/>
     <w:semiHidden/>
     <w:rsid w:val="002A091D"/>
@@ -3313,11 +3372,11 @@
       <w:color w:val="272727" w:themeColor="text1" w:themeTint="D8"/>
     </w:rPr>
   </w:style>
-  <w:style w:type="paragraph" w:styleId="Ttulo">
+  <w:style w:type="paragraph" w:styleId="Title">
     <w:name w:val="Title"/>
     <w:basedOn w:val="Normal"/>
     <w:next w:val="Normal"/>
-    <w:link w:val="TtuloCar"/>
+    <w:link w:val="TitleChar"/>
     <w:uiPriority w:val="10"/>
     <w:qFormat/>
     <w:rsid w:val="002A091D"/>
@@ -3333,10 +3392,10 @@
       <w:szCs w:val="56"/>
     </w:rPr>
   </w:style>
-  <w:style w:type="character" w:customStyle="1" w:styleId="TtuloCar">
-    <w:name w:val="Título Car"/>
-    <w:basedOn w:val="Fuentedeprrafopredeter"/>
-    <w:link w:val="Ttulo"/>
+  <w:style w:type="character" w:customStyle="1" w:styleId="TitleChar">
+    <w:name w:val="Title Char"/>
+    <w:basedOn w:val="DefaultParagraphFont"/>
+    <w:link w:val="Title"/>
     <w:uiPriority w:val="10"/>
     <w:rsid w:val="002A091D"/>
     <w:rPr>
@@ -3347,11 +3406,11 @@
       <w:szCs w:val="56"/>
     </w:rPr>
   </w:style>
-  <w:style w:type="paragraph" w:styleId="Subttulo">
+  <w:style w:type="paragraph" w:styleId="Subtitle">
     <w:name w:val="Subtitle"/>
     <w:basedOn w:val="Normal"/>
     <w:next w:val="Normal"/>
-    <w:link w:val="SubttuloCar"/>
+    <w:link w:val="SubtitleChar"/>
     <w:uiPriority w:val="11"/>
     <w:qFormat/>
     <w:rsid w:val="002A091D"/>
@@ -3368,10 +3427,10 @@
       <w:szCs w:val="28"/>
     </w:rPr>
   </w:style>
-  <w:style w:type="character" w:customStyle="1" w:styleId="SubttuloCar">
-    <w:name w:val="Subtítulo Car"/>
-    <w:basedOn w:val="Fuentedeprrafopredeter"/>
-    <w:link w:val="Subttulo"/>
+  <w:style w:type="character" w:customStyle="1" w:styleId="SubtitleChar">
+    <w:name w:val="Subtitle Char"/>
+    <w:basedOn w:val="DefaultParagraphFont"/>
+    <w:link w:val="Subtitle"/>
     <w:uiPriority w:val="11"/>
     <w:rsid w:val="002A091D"/>
     <w:rPr>
@@ -3382,11 +3441,11 @@
       <w:szCs w:val="28"/>
     </w:rPr>
   </w:style>
-  <w:style w:type="paragraph" w:styleId="Cita">
+  <w:style w:type="paragraph" w:styleId="Quote">
     <w:name w:val="Quote"/>
     <w:basedOn w:val="Normal"/>
     <w:next w:val="Normal"/>
-    <w:link w:val="CitaCar"/>
+    <w:link w:val="QuoteChar"/>
     <w:uiPriority w:val="29"/>
     <w:qFormat/>
     <w:rsid w:val="002A091D"/>
@@ -3400,10 +3459,10 @@
       <w:color w:val="404040" w:themeColor="text1" w:themeTint="BF"/>
     </w:rPr>
   </w:style>
-  <w:style w:type="character" w:customStyle="1" w:styleId="CitaCar">
-    <w:name w:val="Cita Car"/>
-    <w:basedOn w:val="Fuentedeprrafopredeter"/>
-    <w:link w:val="Cita"/>
+  <w:style w:type="character" w:customStyle="1" w:styleId="QuoteChar">
+    <w:name w:val="Quote Char"/>
+    <w:basedOn w:val="DefaultParagraphFont"/>
+    <w:link w:val="Quote"/>
     <w:uiPriority w:val="29"/>
     <w:rsid w:val="002A091D"/>
     <w:rPr>
@@ -3412,7 +3471,7 @@
       <w:color w:val="404040" w:themeColor="text1" w:themeTint="BF"/>
     </w:rPr>
   </w:style>
-  <w:style w:type="paragraph" w:styleId="Prrafodelista">
+  <w:style w:type="paragraph" w:styleId="ListParagraph">
     <w:name w:val="List Paragraph"/>
     <w:basedOn w:val="Normal"/>
     <w:uiPriority w:val="34"/>
@@ -3423,9 +3482,9 @@
       <w:contextualSpacing/>
     </w:pPr>
   </w:style>
-  <w:style w:type="character" w:styleId="nfasisintenso">
+  <w:style w:type="character" w:styleId="IntenseEmphasis">
     <w:name w:val="Intense Emphasis"/>
-    <w:basedOn w:val="Fuentedeprrafopredeter"/>
+    <w:basedOn w:val="DefaultParagraphFont"/>
     <w:uiPriority w:val="21"/>
     <w:qFormat/>
     <w:rsid w:val="002A091D"/>
@@ -3435,11 +3494,11 @@
       <w:color w:val="0F4761" w:themeColor="accent1" w:themeShade="BF"/>
     </w:rPr>
   </w:style>
-  <w:style w:type="paragraph" w:styleId="Citadestacada">
+  <w:style w:type="paragraph" w:styleId="IntenseQuote">
     <w:name w:val="Intense Quote"/>
     <w:basedOn w:val="Normal"/>
     <w:next w:val="Normal"/>
-    <w:link w:val="CitadestacadaCar"/>
+    <w:link w:val="IntenseQuoteChar"/>
     <w:uiPriority w:val="30"/>
     <w:qFormat/>
     <w:rsid w:val="002A091D"/>
@@ -3458,10 +3517,10 @@
       <w:color w:val="0F4761" w:themeColor="accent1" w:themeShade="BF"/>
     </w:rPr>
   </w:style>
-  <w:style w:type="character" w:customStyle="1" w:styleId="CitadestacadaCar">
-    <w:name w:val="Cita destacada Car"/>
-    <w:basedOn w:val="Fuentedeprrafopredeter"/>
-    <w:link w:val="Citadestacada"/>
+  <w:style w:type="character" w:customStyle="1" w:styleId="IntenseQuoteChar">
+    <w:name w:val="Intense Quote Char"/>
+    <w:basedOn w:val="DefaultParagraphFont"/>
+    <w:link w:val="IntenseQuote"/>
     <w:uiPriority w:val="30"/>
     <w:rsid w:val="002A091D"/>
     <w:rPr>
@@ -3470,9 +3529,9 @@
       <w:color w:val="0F4761" w:themeColor="accent1" w:themeShade="BF"/>
     </w:rPr>
   </w:style>
-  <w:style w:type="character" w:styleId="Referenciaintensa">
+  <w:style w:type="character" w:styleId="IntenseReference">
     <w:name w:val="Intense Reference"/>
-    <w:basedOn w:val="Fuentedeprrafopredeter"/>
+    <w:basedOn w:val="DefaultParagraphFont"/>
     <w:uiPriority w:val="32"/>
     <w:qFormat/>
     <w:rsid w:val="002A091D"/>
@@ -3484,9 +3543,9 @@
       <w:spacing w:val="5"/>
     </w:rPr>
   </w:style>
-  <w:style w:type="paragraph" w:styleId="Sinespaciado">
+  <w:style w:type="paragraph" w:styleId="NoSpacing">
     <w:name w:val="No Spacing"/>
-    <w:link w:val="SinespaciadoCar"/>
+    <w:link w:val="NoSpacingChar"/>
     <w:uiPriority w:val="1"/>
     <w:qFormat/>
     <w:rsid w:val="00F822C1"/>
@@ -3502,10 +3561,10 @@
       <w14:ligatures w14:val="none"/>
     </w:rPr>
   </w:style>
-  <w:style w:type="character" w:customStyle="1" w:styleId="SinespaciadoCar">
-    <w:name w:val="Sin espaciado Car"/>
-    <w:basedOn w:val="Fuentedeprrafopredeter"/>
-    <w:link w:val="Sinespaciado"/>
+  <w:style w:type="character" w:customStyle="1" w:styleId="NoSpacingChar">
+    <w:name w:val="No Spacing Char"/>
+    <w:basedOn w:val="DefaultParagraphFont"/>
+    <w:link w:val="NoSpacing"/>
     <w:uiPriority w:val="1"/>
     <w:rsid w:val="00F822C1"/>
     <w:rPr>
@@ -3517,10 +3576,10 @@
       <w14:ligatures w14:val="none"/>
     </w:rPr>
   </w:style>
-  <w:style w:type="paragraph" w:styleId="Encabezado">
+  <w:style w:type="paragraph" w:styleId="Header">
     <w:name w:val="header"/>
     <w:basedOn w:val="Normal"/>
-    <w:link w:val="EncabezadoCar"/>
+    <w:link w:val="HeaderChar"/>
     <w:uiPriority w:val="99"/>
     <w:unhideWhenUsed/>
     <w:rsid w:val="00B86857"/>
@@ -3532,17 +3591,17 @@
       <w:spacing w:after="0" w:line="240" w:lineRule="auto"/>
     </w:pPr>
   </w:style>
-  <w:style w:type="character" w:customStyle="1" w:styleId="EncabezadoCar">
-    <w:name w:val="Encabezado Car"/>
-    <w:basedOn w:val="Fuentedeprrafopredeter"/>
-    <w:link w:val="Encabezado"/>
+  <w:style w:type="character" w:customStyle="1" w:styleId="HeaderChar">
+    <w:name w:val="Header Char"/>
+    <w:basedOn w:val="DefaultParagraphFont"/>
+    <w:link w:val="Header"/>
     <w:uiPriority w:val="99"/>
     <w:rsid w:val="00B86857"/>
   </w:style>
-  <w:style w:type="paragraph" w:styleId="Piedepgina">
+  <w:style w:type="paragraph" w:styleId="Footer">
     <w:name w:val="footer"/>
     <w:basedOn w:val="Normal"/>
-    <w:link w:val="PiedepginaCar"/>
+    <w:link w:val="FooterChar"/>
     <w:uiPriority w:val="99"/>
     <w:unhideWhenUsed/>
     <w:rsid w:val="00B86857"/>
@@ -3554,16 +3613,16 @@
       <w:spacing w:after="0" w:line="240" w:lineRule="auto"/>
     </w:pPr>
   </w:style>
-  <w:style w:type="character" w:customStyle="1" w:styleId="PiedepginaCar">
-    <w:name w:val="Pie de página Car"/>
-    <w:basedOn w:val="Fuentedeprrafopredeter"/>
-    <w:link w:val="Piedepgina"/>
+  <w:style w:type="character" w:customStyle="1" w:styleId="FooterChar">
+    <w:name w:val="Footer Char"/>
+    <w:basedOn w:val="DefaultParagraphFont"/>
+    <w:link w:val="Footer"/>
     <w:uiPriority w:val="99"/>
     <w:rsid w:val="00B86857"/>
   </w:style>
-  <w:style w:type="paragraph" w:styleId="TtuloTDC">
+  <w:style w:type="paragraph" w:styleId="TOCHeading">
     <w:name w:val="TOC Heading"/>
-    <w:basedOn w:val="Ttulo1"/>
+    <w:basedOn w:val="Heading1"/>
     <w:next w:val="Normal"/>
     <w:uiPriority w:val="39"/>
     <w:unhideWhenUsed/>
@@ -3581,7 +3640,7 @@
       <w14:ligatures w14:val="none"/>
     </w:rPr>
   </w:style>
-  <w:style w:type="paragraph" w:styleId="TDC1">
+  <w:style w:type="paragraph" w:styleId="TOC1">
     <w:name w:val="toc 1"/>
     <w:basedOn w:val="Normal"/>
     <w:next w:val="Normal"/>
@@ -3593,9 +3652,9 @@
       <w:spacing w:after="100"/>
     </w:pPr>
   </w:style>
-  <w:style w:type="character" w:styleId="Hipervnculo">
+  <w:style w:type="character" w:styleId="Hyperlink">
     <w:name w:val="Hyperlink"/>
-    <w:basedOn w:val="Fuentedeprrafopredeter"/>
+    <w:basedOn w:val="DefaultParagraphFont"/>
     <w:uiPriority w:val="99"/>
     <w:unhideWhenUsed/>
     <w:rsid w:val="003E20EC"/>
@@ -3604,10 +3663,10 @@
       <w:u w:val="single"/>
     </w:rPr>
   </w:style>
-  <w:style w:type="paragraph" w:styleId="Textonotaalfinal">
+  <w:style w:type="paragraph" w:styleId="EndnoteText">
     <w:name w:val="endnote text"/>
     <w:basedOn w:val="Normal"/>
-    <w:link w:val="TextonotaalfinalCar"/>
+    <w:link w:val="EndnoteTextChar"/>
     <w:uiPriority w:val="99"/>
     <w:semiHidden/>
     <w:unhideWhenUsed/>
@@ -3620,10 +3679,10 @@
       <w:szCs w:val="20"/>
     </w:rPr>
   </w:style>
-  <w:style w:type="character" w:customStyle="1" w:styleId="TextonotaalfinalCar">
-    <w:name w:val="Texto nota al final Car"/>
-    <w:basedOn w:val="Fuentedeprrafopredeter"/>
-    <w:link w:val="Textonotaalfinal"/>
+  <w:style w:type="character" w:customStyle="1" w:styleId="EndnoteTextChar">
+    <w:name w:val="Endnote Text Char"/>
+    <w:basedOn w:val="DefaultParagraphFont"/>
+    <w:link w:val="EndnoteText"/>
     <w:uiPriority w:val="99"/>
     <w:semiHidden/>
     <w:rsid w:val="00EF4088"/>
@@ -3632,9 +3691,9 @@
       <w:szCs w:val="20"/>
     </w:rPr>
   </w:style>
-  <w:style w:type="character" w:styleId="Refdenotaalfinal">
+  <w:style w:type="character" w:styleId="EndnoteReference">
     <w:name w:val="endnote reference"/>
-    <w:basedOn w:val="Fuentedeprrafopredeter"/>
+    <w:basedOn w:val="DefaultParagraphFont"/>
     <w:uiPriority w:val="99"/>
     <w:semiHidden/>
     <w:unhideWhenUsed/>
@@ -3643,10 +3702,10 @@
       <w:vertAlign w:val="superscript"/>
     </w:rPr>
   </w:style>
-  <w:style w:type="paragraph" w:styleId="Textonotapie">
+  <w:style w:type="paragraph" w:styleId="FootnoteText">
     <w:name w:val="footnote text"/>
     <w:basedOn w:val="Normal"/>
-    <w:link w:val="TextonotapieCar"/>
+    <w:link w:val="FootnoteTextChar"/>
     <w:uiPriority w:val="99"/>
     <w:semiHidden/>
     <w:unhideWhenUsed/>
@@ -3659,10 +3718,10 @@
       <w:szCs w:val="20"/>
     </w:rPr>
   </w:style>
-  <w:style w:type="character" w:customStyle="1" w:styleId="TextonotapieCar">
-    <w:name w:val="Texto nota pie Car"/>
-    <w:basedOn w:val="Fuentedeprrafopredeter"/>
-    <w:link w:val="Textonotapie"/>
+  <w:style w:type="character" w:customStyle="1" w:styleId="FootnoteTextChar">
+    <w:name w:val="Footnote Text Char"/>
+    <w:basedOn w:val="DefaultParagraphFont"/>
+    <w:link w:val="FootnoteText"/>
     <w:uiPriority w:val="99"/>
     <w:semiHidden/>
     <w:rsid w:val="00EF4088"/>
@@ -3671,9 +3730,9 @@
       <w:szCs w:val="20"/>
     </w:rPr>
   </w:style>
-  <w:style w:type="character" w:styleId="Refdenotaalpie">
+  <w:style w:type="character" w:styleId="FootnoteReference">
     <w:name w:val="footnote reference"/>
-    <w:basedOn w:val="Fuentedeprrafopredeter"/>
+    <w:basedOn w:val="DefaultParagraphFont"/>
     <w:uiPriority w:val="99"/>
     <w:semiHidden/>
     <w:unhideWhenUsed/>
@@ -3682,7 +3741,7 @@
       <w:vertAlign w:val="superscript"/>
     </w:rPr>
   </w:style>
-  <w:style w:type="paragraph" w:styleId="TDC2">
+  <w:style w:type="paragraph" w:styleId="TOC2">
     <w:name w:val="toc 2"/>
     <w:basedOn w:val="Normal"/>
     <w:next w:val="Normal"/>
@@ -4033,7 +4092,12 @@
 </file>
 
 <file path=customXml/item3.xml><?xml version="1.0" encoding="utf-8"?>
-<b:Sources xmlns:b="http://schemas.openxmlformats.org/officeDocument/2006/bibliography" xmlns="http://schemas.openxmlformats.org/officeDocument/2006/bibliography" SelectedStyle="\APASixthEditionOfficeOnline.xsl" StyleName="APA" Version="6"/>
+<?mso-contentType ?>
+<FormTemplates xmlns="http://schemas.microsoft.com/sharepoint/v3/contenttype/forms">
+  <Display>DocumentLibraryForm</Display>
+  <Edit>DocumentLibraryForm</Edit>
+  <New>DocumentLibraryForm</New>
+</FormTemplates>
 </file>
 
 <file path=customXml/item4.xml><?xml version="1.0" encoding="utf-8"?>
@@ -4193,12 +4257,7 @@
 </file>
 
 <file path=customXml/item5.xml><?xml version="1.0" encoding="utf-8"?>
-<?mso-contentType ?>
-<FormTemplates xmlns="http://schemas.microsoft.com/sharepoint/v3/contenttype/forms">
-  <Display>DocumentLibraryForm</Display>
-  <Edit>DocumentLibraryForm</Edit>
-  <New>DocumentLibraryForm</New>
-</FormTemplates>
+<b:Sources xmlns:b="http://schemas.openxmlformats.org/officeDocument/2006/bibliography" xmlns="http://schemas.openxmlformats.org/officeDocument/2006/bibliography" SelectedStyle="\APASixthEditionOfficeOnline.xsl" StyleName="APA" Version="6"/>
 </file>
 
 <file path=customXml/itemProps1.xml><?xml version="1.0" encoding="utf-8"?>
@@ -4220,9 +4279,9 @@
 </file>
 
 <file path=customXml/itemProps3.xml><?xml version="1.0" encoding="utf-8"?>
-<ds:datastoreItem xmlns:ds="http://schemas.openxmlformats.org/officeDocument/2006/customXml" ds:itemID="{A3FAA80D-DA22-4BF4-B5FB-0AC2409D458C}">
+<ds:datastoreItem xmlns:ds="http://schemas.openxmlformats.org/officeDocument/2006/customXml" ds:itemID="{D35F0BC5-A3E7-4787-B158-4E3489803486}">
   <ds:schemaRefs>
-    <ds:schemaRef ds:uri="http://schemas.openxmlformats.org/officeDocument/2006/bibliography"/>
+    <ds:schemaRef ds:uri="http://schemas.microsoft.com/sharepoint/v3/contenttype/forms"/>
   </ds:schemaRefs>
 </ds:datastoreItem>
 </file>
@@ -4246,9 +4305,9 @@
 </file>
 
 <file path=customXml/itemProps5.xml><?xml version="1.0" encoding="utf-8"?>
-<ds:datastoreItem xmlns:ds="http://schemas.openxmlformats.org/officeDocument/2006/customXml" ds:itemID="{D35F0BC5-A3E7-4787-B158-4E3489803486}">
+<ds:datastoreItem xmlns:ds="http://schemas.openxmlformats.org/officeDocument/2006/customXml" ds:itemID="{A3FAA80D-DA22-4BF4-B5FB-0AC2409D458C}">
   <ds:schemaRefs>
-    <ds:schemaRef ds:uri="http://schemas.microsoft.com/sharepoint/v3/contenttype/forms"/>
+    <ds:schemaRef ds:uri="http://schemas.openxmlformats.org/officeDocument/2006/bibliography"/>
   </ds:schemaRefs>
 </ds:datastoreItem>
 </file>